--- a/data/cvs/cv_10_Lemon_io_Senior_Full-stack_React_Developer.docx
+++ b/data/cvs/cv_10_Lemon_io_Senior_Full-stack_React_Developer.docx
@@ -86,7 +86,7 @@
         <w:rPr>
           <w:sz w:val="20"/>
         </w:rPr>
-        <w:t>Senior Full-stack Developer with a strong background in React.js and Python, currently leading full-stack development at Copy Cat Group. I have extensive experience in building scalable applications, integrating APIs, and enhancing front-end usability. My recent focus includes AI-driven automation, with live projects integrating SAP APIs, designing enterprise architecture, and building an AI-powered tender scraping pipeline. I bring a wealth of technical skills, having worked across the full stack and collaborated with diverse teams in both Kenyan and U.S. tech sectors.</w:t>
+        <w:t>Senior Full-stack Developer with 4+ years of experience in React and Python development, specialising in building scalable, full-stack applications. I've led cross-functional teams to deliver enterprise-grade solutions, integrating APIs and customer-facing systems. Currently, I'm driving innovation at Copy Cat Group, including an SAP API integration and an AI-powered tender scraping pipeline, showcasing my expertise in automation and system design.</w:t>
       </w:r>
     </w:p>
     <w:p>
@@ -227,7 +227,7 @@
         <w:rPr>
           <w:sz w:val="20"/>
         </w:rPr>
-        <w:t>Oracle Cloud, Google Cloud Platform, Git, CI/CD</w:t>
+        <w:t>Oracle Cloud, Google Cloud Platform</w:t>
       </w:r>
     </w:p>
     <w:p>
@@ -245,7 +245,7 @@
         <w:rPr>
           <w:sz w:val="20"/>
         </w:rPr>
-        <w:t>Senior Developer, AWS, GCP, Azure, Golang, application architecture, Agile</w:t>
+        <w:t>Senior Developer, React.js, AWS, GCP, Azure, Golang, application architecture, Agile, CI/CD</w:t>
       </w:r>
     </w:p>
     <w:p>
@@ -263,7 +263,7 @@
         <w:rPr>
           <w:sz w:val="20"/>
         </w:rPr>
-        <w:t>seniority level, commercial experience, software development experience, self-organizational skills, reliability, adaptability, flexibility</w:t>
+        <w:t>seniority, commercial experience, backend, software development, communication, self-organization, reliability, adaptability, flexibility</w:t>
       </w:r>
     </w:p>
     <w:p>
@@ -313,7 +313,7 @@
         <w:rPr>
           <w:sz w:val="20"/>
         </w:rPr>
-        <w:t>Leading the integration of SAP APIs with an internal Credit Control System, creating an automated solution for OA and IT business units.</w:t>
+        <w:t>Integrating SAP APIs with an internal Credit Control System, automating processes for OA and IT business units.</w:t>
       </w:r>
     </w:p>
     <w:p>
@@ -325,7 +325,7 @@
         <w:rPr>
           <w:sz w:val="20"/>
         </w:rPr>
-        <w:t>Designing and documenting enterprise architecture, including application, data, integration, and security layers, for the Innovation Team.</w:t>
+        <w:t>Authoring comprehensive System Design Documents (SDDs) for Application, Data, Integration, and Security Architecture.</w:t>
       </w:r>
     </w:p>
     <w:p>
@@ -337,19 +337,7 @@
         <w:rPr>
           <w:sz w:val="20"/>
         </w:rPr>
-        <w:t>Building an AI-powered tender scraping pipeline, automating the discovery and processing of tender opportunities.</w:t>
-      </w:r>
-    </w:p>
-    <w:p>
-      <w:pPr>
-        <w:pStyle w:val="ListBullet"/>
-        <w:spacing w:before="0" w:after="20"/>
-      </w:pPr>
-      <w:r>
-        <w:rPr>
-          <w:sz w:val="20"/>
-        </w:rPr>
-        <w:t>Driving a client-facing product initiative from conception to MVP, including problem definition, tracker creation, and project lead coordination.</w:t>
+        <w:t>Designing and prototyping an AI-powered tender scraping pipeline to automate tender opportunity discovery and processing.</w:t>
       </w:r>
     </w:p>
     <w:p>
@@ -384,31 +372,7 @@
         <w:rPr>
           <w:sz w:val="20"/>
         </w:rPr>
-        <w:t>Train AI models by generating accurate difference-based captions for multimodal datasets</w:t>
-      </w:r>
-    </w:p>
-    <w:p>
-      <w:pPr>
-        <w:pStyle w:val="ListBullet"/>
-        <w:spacing w:before="0" w:after="20"/>
-      </w:pPr>
-      <w:r>
-        <w:rPr>
-          <w:sz w:val="20"/>
-        </w:rPr>
-        <w:t>Perform categorisation, bounding, consistency checks, and image-level validation to improve multimodal model accuracy</w:t>
-      </w:r>
-    </w:p>
-    <w:p>
-      <w:pPr>
-        <w:pStyle w:val="ListBullet"/>
-        <w:spacing w:before="0" w:after="20"/>
-      </w:pPr>
-      <w:r>
-        <w:rPr>
-          <w:sz w:val="20"/>
-        </w:rPr>
-        <w:t>Contribute high-quality annotated outputs that directly feed into production AI model training pipelines</w:t>
+        <w:t>Trained AI models through difference-based captioning, categorisation, and validation for multimodal datasets.</w:t>
       </w:r>
     </w:p>
     <w:p>
@@ -443,31 +407,7 @@
         <w:rPr>
           <w:sz w:val="20"/>
         </w:rPr>
-        <w:t>Developed and delivered full-stack solutions for U.S.-based clients across different sectors</w:t>
-      </w:r>
-    </w:p>
-    <w:p>
-      <w:pPr>
-        <w:pStyle w:val="ListBullet"/>
-        <w:spacing w:before="0" w:after="20"/>
-      </w:pPr>
-      <w:r>
-        <w:rPr>
-          <w:sz w:val="20"/>
-        </w:rPr>
-        <w:t>Built UI components, optimised APIs, and handled CMS-based website systems</w:t>
-      </w:r>
-    </w:p>
-    <w:p>
-      <w:pPr>
-        <w:pStyle w:val="ListBullet"/>
-        <w:spacing w:before="0" w:after="20"/>
-      </w:pPr>
-      <w:r>
-        <w:rPr>
-          <w:sz w:val="20"/>
-        </w:rPr>
-        <w:t>Collaborated with remote teams to debug, improve performance, and implement client feedback</w:t>
+        <w:t>Built full-stack solutions, including UI components and API optimisation, for diverse U.S. clients.</w:t>
       </w:r>
     </w:p>
     <w:p>
@@ -502,31 +442,7 @@
         <w:rPr>
           <w:sz w:val="20"/>
         </w:rPr>
-        <w:t>Annotated and evaluated datasets for health and agriculture AI systems</w:t>
-      </w:r>
-    </w:p>
-    <w:p>
-      <w:pPr>
-        <w:pStyle w:val="ListBullet"/>
-        <w:spacing w:before="0" w:after="20"/>
-      </w:pPr>
-      <w:r>
-        <w:rPr>
-          <w:sz w:val="20"/>
-        </w:rPr>
-        <w:t>Performed intent detection, slot tagging, utterance verification, and structured dataset creation</w:t>
-      </w:r>
-    </w:p>
-    <w:p>
-      <w:pPr>
-        <w:pStyle w:val="ListBullet"/>
-        <w:spacing w:before="0" w:after="20"/>
-      </w:pPr>
-      <w:r>
-        <w:rPr>
-          <w:sz w:val="20"/>
-        </w:rPr>
-        <w:t>Ensured annotation quality and consistency across multilingual and multimodal training data</w:t>
+        <w:t>Performed intent detection, slot tagging, and utterance verification for health and agriculture AI systems.</w:t>
       </w:r>
     </w:p>
     <w:p>
